--- a/samples/CVs/CV_05_Citra_Wijaya.docx
+++ b/samples/CVs/CV_05_Citra_Wijaya.docx
@@ -7,7 +7,7 @@
         <w:rPr>
           <w:b/>
           <w:color w:val="4A3728"/>
-          <w:sz w:val="44"/>
+          <w:sz w:val="40"/>
         </w:rPr>
         <w:t>Citra Wijaya</w:t>
       </w:r>
@@ -15,6 +15,8 @@
     <w:p>
       <w:r>
         <w:rPr>
+          <w:i/>
+          <w:color w:val="C9A227"/>
           <w:sz w:val="22"/>
         </w:rPr>
         <w:t>Target role: Senior Geologist</w:t>
@@ -23,17 +25,19 @@
     <w:p>
       <w:r>
         <w:rPr>
-          <w:sz w:val="22"/>
+          <w:b w:val="0"/>
+          <w:sz w:val="20"/>
         </w:rPr>
-        <w:t>Location: Balikpapan · WNI · Available: Immediately</w:t>
+        <w:t>Location: Bandung, West Java  |  Citizenship: WNI  |  Availability: 45 days notice</w:t>
       </w:r>
     </w:p>
     <w:p>
       <w:r>
         <w:rPr>
-          <w:sz w:val="22"/>
+          <w:b w:val="0"/>
+          <w:sz w:val="20"/>
         </w:rPr>
-        <w:t>Email: citra.wijaya@example.co.id · Mobile: +62 840728728</w:t>
+        <w:t>Email: citra.wijaya@example.com  |  Phone: +62 813 8811 6620</w:t>
       </w:r>
     </w:p>
     <w:p>
@@ -47,36 +51,30 @@
       </w:r>
     </w:p>
     <w:p>
-      <w:pPr>
-        <w:pStyle w:val="ListBullet"/>
-      </w:pPr>
       <w:r>
         <w:rPr>
-          <w:sz w:val="22"/>
+          <w:b w:val="0"/>
+          <w:sz w:val="21"/>
         </w:rPr>
-        <w:t>Fifteen years mineral resource and reserve modelling across epithermal gold, porphyry copper-gold and Carlin-style systems.</w:t>
+        <w:t>Geologist with 9 years across nickel laterite and coal, moving back into gold.</w:t>
       </w:r>
     </w:p>
     <w:p>
-      <w:pPr>
-        <w:pStyle w:val="ListBullet"/>
-      </w:pPr>
       <w:r>
         <w:rPr>
-          <w:sz w:val="22"/>
+          <w:b w:val="0"/>
+          <w:sz w:val="21"/>
         </w:rPr>
-        <w:t>Registered CompetentPerson under KCMI Code. Strong Leapfrog, Datamine and Micromine skills.</w:t>
+        <w:t>Solid Micromine and Surpac skills, some exposure to Leapfrog.</w:t>
       </w:r>
     </w:p>
     <w:p>
-      <w:pPr>
-        <w:pStyle w:val="ListBullet"/>
-      </w:pPr>
       <w:r>
         <w:rPr>
-          <w:sz w:val="22"/>
+          <w:b w:val="0"/>
+          <w:sz w:val="21"/>
         </w:rPr>
-        <w:t>Delivered Feasibility Study contributions on two ASX and one IDX listed gold projects.</w:t>
+        <w:t>Comfortable running a 3-person logging team but not yet led a full resource update.</w:t>
       </w:r>
     </w:p>
     <w:p>
@@ -95,7 +93,16 @@
           <w:b/>
           <w:sz w:val="22"/>
         </w:rPr>
-        <w:t>2022-present · Principal Geologist · PT J Resources Asia Pasifik, Bakan</w:t>
+        <w:t>Senior Geologist - PT Nickel Industries Indonesia</w:t>
+      </w:r>
+    </w:p>
+    <w:p>
+      <w:r>
+        <w:rPr>
+          <w:b w:val="0"/>
+          <w:sz w:val="20"/>
+        </w:rPr>
+        <w:t>Mar 2022 - present  |  Morowali, Central Sulawesi</w:t>
       </w:r>
     </w:p>
     <w:p>
@@ -104,9 +111,9 @@
       </w:pPr>
       <w:r>
         <w:rPr>
-          <w:sz w:val="22"/>
+          <w:sz w:val="21"/>
         </w:rPr>
-        <w:t>Led ore reserve model update, incorporated 480 new drillhole assays.</w:t>
+        <w:t>Manages laterite resource database across three RKAB blocks.</w:t>
       </w:r>
     </w:p>
     <w:p>
@@ -115,9 +122,27 @@
       </w:pPr>
       <w:r>
         <w:rPr>
+          <w:sz w:val="21"/>
+        </w:rPr>
+        <w:t>Signed off monthly grade control reconciliation to the smelter feed.</w:t>
+      </w:r>
+    </w:p>
+    <w:p>
+      <w:r>
+        <w:rPr>
+          <w:b/>
           <w:sz w:val="22"/>
         </w:rPr>
-        <w:t>Reconciliation of grade against mill feed within plus/minus 5 percent.</w:t>
+        <w:t>Mine Geologist - PT Amman Mineral Nusa Tenggara</w:t>
+      </w:r>
+    </w:p>
+    <w:p>
+      <w:r>
+        <w:rPr>
+          <w:b w:val="0"/>
+          <w:sz w:val="20"/>
+        </w:rPr>
+        <w:t>Jun 2018 - Feb 2022  |  Batu Hijau, Sumbawa</w:t>
       </w:r>
     </w:p>
     <w:p>
@@ -126,9 +151,20 @@
       </w:pPr>
       <w:r>
         <w:rPr>
-          <w:sz w:val="22"/>
+          <w:sz w:val="21"/>
         </w:rPr>
-        <w:t>Prepared quarterly reserves and resources disclosure under KCMI.</w:t>
+        <w:t>Grade control on Phase 7 pushback of the Batu Hijau open-pit.</w:t>
+      </w:r>
+    </w:p>
+    <w:p>
+      <w:pPr>
+        <w:pStyle w:val="ListBullet"/>
+      </w:pPr>
+      <w:r>
+        <w:rPr>
+          <w:sz w:val="21"/>
+        </w:rPr>
+        <w:t>Ran daily dig-limit updates for the shovel operators.</w:t>
       </w:r>
     </w:p>
     <w:p>
@@ -137,7 +173,16 @@
           <w:b/>
           <w:sz w:val="22"/>
         </w:rPr>
-        <w:t>2017-2022 · Senior Geologist · PT Antam Tbk, Pongkor</w:t>
+        <w:t>Junior Geologist - PT Bukit Asam</w:t>
+      </w:r>
+    </w:p>
+    <w:p>
+      <w:r>
+        <w:rPr>
+          <w:b w:val="0"/>
+          <w:sz w:val="20"/>
+        </w:rPr>
+        <w:t>Oct 2015 - May 2018  |  Tanjung Enim, South Sumatra</w:t>
       </w:r>
     </w:p>
     <w:p>
@@ -146,62 +191,9 @@
       </w:pPr>
       <w:r>
         <w:rPr>
-          <w:sz w:val="22"/>
+          <w:sz w:val="21"/>
         </w:rPr>
-        <w:t>Managed exploration drilling program across 3 concession blocks.</w:t>
-      </w:r>
-    </w:p>
-    <w:p>
-      <w:pPr>
-        <w:pStyle w:val="ListBullet"/>
-      </w:pPr>
-      <w:r>
-        <w:rPr>
-          <w:sz w:val="22"/>
-        </w:rPr>
-        <w:t>Delivered mineral resource statement (Measured + Indicated) increase of 260 koz.</w:t>
-      </w:r>
-    </w:p>
-    <w:p>
-      <w:pPr>
-        <w:pStyle w:val="ListBullet"/>
-      </w:pPr>
-      <w:r>
-        <w:rPr>
-          <w:sz w:val="22"/>
-        </w:rPr>
-        <w:t>Peer reviewed technical reports for Board and JORC compliance.</w:t>
-      </w:r>
-    </w:p>
-    <w:p>
-      <w:r>
-        <w:rPr>
-          <w:b/>
-          <w:sz w:val="22"/>
-        </w:rPr>
-        <w:t>2011-2017 · Geologist · PT Newmont Nusa Tenggara</w:t>
-      </w:r>
-    </w:p>
-    <w:p>
-      <w:pPr>
-        <w:pStyle w:val="ListBullet"/>
-      </w:pPr>
-      <w:r>
-        <w:rPr>
-          <w:sz w:val="22"/>
-        </w:rPr>
-        <w:t>Core logging, sampling, QAQC across brownfield exploration.</w:t>
-      </w:r>
-    </w:p>
-    <w:p>
-      <w:pPr>
-        <w:pStyle w:val="ListBullet"/>
-      </w:pPr>
-      <w:r>
-        <w:rPr>
-          <w:sz w:val="22"/>
-        </w:rPr>
-        <w:t>Contributed to Preliminary Feasibility Study geology chapter.</w:t>
+        <w:t>Coal seam correlation and short-term planning support.</w:t>
       </w:r>
     </w:p>
     <w:p>
@@ -215,25 +207,12 @@
       </w:r>
     </w:p>
     <w:p>
-      <w:pPr>
-        <w:pStyle w:val="ListBullet"/>
-      </w:pPr>
       <w:r>
         <w:rPr>
-          <w:sz w:val="22"/>
+          <w:b w:val="0"/>
+          <w:sz w:val="21"/>
         </w:rPr>
-        <w:t>S2 Geology, Curtin University WA</w:t>
-      </w:r>
-    </w:p>
-    <w:p>
-      <w:pPr>
-        <w:pStyle w:val="ListBullet"/>
-      </w:pPr>
-      <w:r>
-        <w:rPr>
-          <w:sz w:val="22"/>
-        </w:rPr>
-        <w:t>S1 Geologi, ITB</w:t>
+        <w:t>BSc Geology, ITB Bandung, 2015.</w:t>
       </w:r>
     </w:p>
     <w:p>
@@ -252,9 +231,9 @@
       </w:pPr>
       <w:r>
         <w:rPr>
-          <w:sz w:val="22"/>
+          <w:sz w:val="21"/>
         </w:rPr>
-        <w:t>KCMI Competent Person</w:t>
+        <w:t>IAGI member</w:t>
       </w:r>
     </w:p>
     <w:p>
@@ -263,9 +242,9 @@
       </w:pPr>
       <w:r>
         <w:rPr>
-          <w:sz w:val="22"/>
+          <w:sz w:val="21"/>
         </w:rPr>
-        <w:t>SEG Member</w:t>
+        <w:t>Micromine Core - certified user</w:t>
       </w:r>
     </w:p>
     <w:p>
@@ -281,14 +260,34 @@
     <w:p>
       <w:r>
         <w:rPr>
-          <w:sz w:val="22"/>
+          <w:b w:val="0"/>
+          <w:sz w:val="21"/>
         </w:rPr>
-        <w:t>Bahasa Indonesia (native), English (professional working)</w:t>
+        <w:t>Bahasa Indonesia (native), English (working proficiency), Sundanese (native).</w:t>
+      </w:r>
+    </w:p>
+    <w:p>
+      <w:r>
+        <w:rPr>
+          <w:b/>
+          <w:color w:val="4A3728"/>
+          <w:sz w:val="28"/>
+        </w:rPr>
+        <w:t>References</w:t>
+      </w:r>
+    </w:p>
+    <w:p>
+      <w:r>
+        <w:rPr>
+          <w:b w:val="0"/>
+          <w:sz w:val="21"/>
+        </w:rPr>
+        <w:t>Bp. Yosep Handoyo, Chief Geologist, PT Nickel Industries Indonesia.</w:t>
       </w:r>
     </w:p>
     <w:sectPr>
       <w:pgSz w:w="12240" w:h="15840"/>
-      <w:pgMar w:top="1020" w:right="1134" w:bottom="1020" w:left="1134" w:header="720" w:footer="720" w:gutter="0"/>
+      <w:pgMar w:top="864" w:right="1008" w:bottom="864" w:left="1008" w:header="720" w:footer="720" w:gutter="0"/>
       <w:cols w:space="720"/>
       <w:docGrid w:linePitch="360"/>
     </w:sectPr>
